--- a/extra/report/No6_結合テストケース.docx
+++ b/extra/report/No6_結合テストケース.docx
@@ -211,7 +211,7 @@
             <w:pPr>
               <w:snapToGrid w:val="0"/>
               <w:rPr>
-                <w:rFonts w:ascii="游ゴシック" w:eastAsia="游ゴシック" w:hAnsi="游ゴシック" w:hint="eastAsia"/>
+                <w:rFonts w:ascii="游ゴシック" w:eastAsia="游ゴシック" w:hAnsi="游ゴシック"/>
                 <w:sz w:val="20"/>
               </w:rPr>
             </w:pPr>
@@ -227,14 +227,7 @@
                 <w:rFonts w:ascii="游ゴシック" w:eastAsia="游ゴシック" w:hAnsi="游ゴシック" w:hint="eastAsia"/>
                 <w:sz w:val="20"/>
               </w:rPr>
-              <w:t>3つのテーブル</w:t>
-            </w:r>
-            <w:r>
-              <w:rPr>
-                <w:rFonts w:ascii="游ゴシック" w:eastAsia="游ゴシック" w:hAnsi="游ゴシック" w:hint="eastAsia"/>
-                <w:sz w:val="20"/>
-              </w:rPr>
-              <w:t>（</w:t>
+              <w:t>3つのテーブル（</w:t>
             </w:r>
             <w:r>
               <w:rPr>
@@ -248,42 +241,7 @@
                 <w:rFonts w:ascii="游ゴシック" w:eastAsia="游ゴシック" w:hAnsi="游ゴシック" w:hint="eastAsia"/>
                 <w:sz w:val="20"/>
               </w:rPr>
-              <w:t>テーブル</w:t>
-            </w:r>
-            <w:r>
-              <w:rPr>
-                <w:rFonts w:ascii="游ゴシック" w:eastAsia="游ゴシック" w:hAnsi="游ゴシック" w:hint="eastAsia"/>
-                <w:sz w:val="20"/>
-              </w:rPr>
-              <w:t>、</w:t>
-            </w:r>
-            <w:r>
-              <w:rPr>
-                <w:rFonts w:ascii="游ゴシック" w:eastAsia="游ゴシック" w:hAnsi="游ゴシック" w:hint="eastAsia"/>
-                <w:sz w:val="20"/>
-              </w:rPr>
-              <w:t>請求データテーブル</w:t>
-            </w:r>
-            <w:r>
-              <w:rPr>
-                <w:rFonts w:ascii="游ゴシック" w:eastAsia="游ゴシック" w:hAnsi="游ゴシック" w:hint="eastAsia"/>
-                <w:sz w:val="20"/>
-              </w:rPr>
-              <w:t>、</w:t>
-            </w:r>
-            <w:r>
-              <w:rPr>
-                <w:rFonts w:ascii="游ゴシック" w:eastAsia="游ゴシック" w:hAnsi="游ゴシック" w:hint="eastAsia"/>
-                <w:sz w:val="20"/>
-              </w:rPr>
-              <w:t>請求明細データテーブル）</w:t>
-            </w:r>
-            <w:r>
-              <w:rPr>
-                <w:rFonts w:ascii="游ゴシック" w:eastAsia="游ゴシック" w:hAnsi="游ゴシック" w:hint="eastAsia"/>
-                <w:sz w:val="20"/>
-              </w:rPr>
-              <w:t>には予めデータを入れておく。</w:t>
+              <w:t>テーブル、請求データテーブル、請求明細データテーブル）には予めデータを入れておく。</w:t>
             </w:r>
           </w:p>
         </w:tc>
@@ -296,7 +254,7 @@
             <w:pPr>
               <w:snapToGrid w:val="0"/>
               <w:rPr>
-                <w:rFonts w:ascii="游ゴシック" w:eastAsia="游ゴシック" w:hAnsi="游ゴシック" w:hint="eastAsia"/>
+                <w:rFonts w:ascii="游ゴシック" w:eastAsia="游ゴシック" w:hAnsi="游ゴシック"/>
                 <w:sz w:val="20"/>
               </w:rPr>
             </w:pPr>
@@ -393,7 +351,7 @@
             <w:pPr>
               <w:snapToGrid w:val="0"/>
               <w:rPr>
-                <w:rFonts w:ascii="游ゴシック" w:eastAsia="游ゴシック" w:hAnsi="游ゴシック" w:hint="eastAsia"/>
+                <w:rFonts w:ascii="游ゴシック" w:eastAsia="游ゴシック" w:hAnsi="游ゴシック"/>
                 <w:sz w:val="20"/>
               </w:rPr>
             </w:pPr>
@@ -450,7 +408,7 @@
             <w:pPr>
               <w:snapToGrid w:val="0"/>
               <w:rPr>
-                <w:rFonts w:ascii="游ゴシック" w:eastAsia="游ゴシック" w:hAnsi="游ゴシック" w:hint="eastAsia"/>
+                <w:rFonts w:ascii="游ゴシック" w:eastAsia="游ゴシック" w:hAnsi="游ゴシック"/>
                 <w:sz w:val="20"/>
               </w:rPr>
             </w:pPr>
@@ -532,10 +490,17 @@
               <w:snapToGrid w:val="0"/>
               <w:jc w:val="center"/>
               <w:rPr>
-                <w:rFonts w:ascii="游ゴシック" w:eastAsia="游ゴシック" w:hAnsi="游ゴシック" w:hint="eastAsia"/>
-                <w:sz w:val="20"/>
-              </w:rPr>
-            </w:pPr>
+                <w:rFonts w:ascii="游ゴシック" w:eastAsia="游ゴシック" w:hAnsi="游ゴシック"/>
+                <w:sz w:val="20"/>
+              </w:rPr>
+            </w:pPr>
+            <w:r>
+              <w:rPr>
+                <w:rFonts w:ascii="游ゴシック" w:eastAsia="游ゴシック" w:hAnsi="游ゴシック" w:hint="eastAsia"/>
+                <w:sz w:val="20"/>
+              </w:rPr>
+              <w:t>2</w:t>
+            </w:r>
           </w:p>
         </w:tc>
         <w:tc>
@@ -547,7 +512,7 @@
             <w:pPr>
               <w:snapToGrid w:val="0"/>
               <w:rPr>
-                <w:rFonts w:ascii="游ゴシック" w:eastAsia="游ゴシック" w:hAnsi="游ゴシック" w:hint="eastAsia"/>
+                <w:rFonts w:ascii="游ゴシック" w:eastAsia="游ゴシック" w:hAnsi="游ゴシック"/>
                 <w:sz w:val="20"/>
               </w:rPr>
             </w:pPr>
@@ -584,21 +549,7 @@
                 <w:rFonts w:ascii="游ゴシック" w:eastAsia="游ゴシック" w:hAnsi="游ゴシック" w:hint="eastAsia"/>
                 <w:sz w:val="20"/>
               </w:rPr>
-              <w:t>に当てはま</w:t>
-            </w:r>
-            <w:r>
-              <w:rPr>
-                <w:rFonts w:ascii="游ゴシック" w:eastAsia="游ゴシック" w:hAnsi="游ゴシック" w:hint="eastAsia"/>
-                <w:sz w:val="20"/>
-              </w:rPr>
-              <w:t>らない</w:t>
-            </w:r>
-            <w:r>
-              <w:rPr>
-                <w:rFonts w:ascii="游ゴシック" w:eastAsia="游ゴシック" w:hAnsi="游ゴシック" w:hint="eastAsia"/>
-                <w:sz w:val="20"/>
-              </w:rPr>
-              <w:t>加入者情報を登録する。</w:t>
+              <w:t>に当てはまらない加入者情報を登録する。</w:t>
             </w:r>
           </w:p>
         </w:tc>
@@ -620,14 +571,7 @@
                 <w:rFonts w:ascii="游ゴシック" w:eastAsia="游ゴシック" w:hAnsi="游ゴシック" w:hint="eastAsia"/>
                 <w:sz w:val="20"/>
               </w:rPr>
-              <w:t>加入者</w:t>
-            </w:r>
-            <w:r>
-              <w:rPr>
-                <w:rFonts w:ascii="游ゴシック" w:eastAsia="游ゴシック" w:hAnsi="游ゴシック" w:hint="eastAsia"/>
-                <w:sz w:val="20"/>
-              </w:rPr>
-              <w:t>検索画面で、登録されていることを確認。</w:t>
+              <w:t>加入者検索画面で、登録されていることを確認。</w:t>
             </w:r>
           </w:p>
         </w:tc>
@@ -699,10 +643,10 @@
             </w:pPr>
             <w:r>
               <w:rPr>
-                <w:rFonts w:ascii="游ゴシック" w:eastAsia="游ゴシック" w:hAnsi="游ゴシック" w:hint="eastAsia"/>
-                <w:sz w:val="20"/>
-              </w:rPr>
-              <w:t>2</w:t>
+                <w:rFonts w:ascii="游ゴシック" w:eastAsia="游ゴシック" w:hAnsi="游ゴシック"/>
+                <w:sz w:val="20"/>
+              </w:rPr>
+              <w:t>3</w:t>
             </w:r>
           </w:p>
         </w:tc>
@@ -715,7 +659,7 @@
             <w:pPr>
               <w:snapToGrid w:val="0"/>
               <w:rPr>
-                <w:rFonts w:ascii="游ゴシック" w:eastAsia="游ゴシック" w:hAnsi="游ゴシック" w:hint="eastAsia"/>
+                <w:rFonts w:ascii="游ゴシック" w:eastAsia="游ゴシック" w:hAnsi="游ゴシック"/>
                 <w:sz w:val="20"/>
               </w:rPr>
             </w:pPr>
@@ -752,21 +696,7 @@
                 <w:rFonts w:ascii="游ゴシック" w:eastAsia="游ゴシック" w:hAnsi="游ゴシック" w:hint="eastAsia"/>
                 <w:sz w:val="20"/>
               </w:rPr>
-              <w:t>に当てはまる</w:t>
-            </w:r>
-            <w:r>
-              <w:rPr>
-                <w:rFonts w:ascii="游ゴシック" w:eastAsia="游ゴシック" w:hAnsi="游ゴシック" w:hint="eastAsia"/>
-                <w:sz w:val="20"/>
-              </w:rPr>
-              <w:t>料金</w:t>
-            </w:r>
-            <w:r>
-              <w:rPr>
-                <w:rFonts w:ascii="游ゴシック" w:eastAsia="游ゴシック" w:hAnsi="游ゴシック" w:hint="eastAsia"/>
-                <w:sz w:val="20"/>
-              </w:rPr>
-              <w:t>情報を登録する。</w:t>
+              <w:t>に当てはまる料金情報を登録する。</w:t>
             </w:r>
           </w:p>
         </w:tc>
@@ -788,14 +718,7 @@
                 <w:rFonts w:ascii="游ゴシック" w:eastAsia="游ゴシック" w:hAnsi="游ゴシック" w:hint="eastAsia"/>
                 <w:sz w:val="20"/>
               </w:rPr>
-              <w:t>料金</w:t>
-            </w:r>
-            <w:r>
-              <w:rPr>
-                <w:rFonts w:ascii="游ゴシック" w:eastAsia="游ゴシック" w:hAnsi="游ゴシック" w:hint="eastAsia"/>
-                <w:sz w:val="20"/>
-              </w:rPr>
-              <w:t>検索画面で、登録されていることを確認。</w:t>
+              <w:t>料金検索画面で、登録されていることを確認。</w:t>
             </w:r>
           </w:p>
         </w:tc>
@@ -861,10 +784,17 @@
               <w:snapToGrid w:val="0"/>
               <w:jc w:val="center"/>
               <w:rPr>
-                <w:rFonts w:ascii="游ゴシック" w:eastAsia="游ゴシック" w:hAnsi="游ゴシック" w:hint="eastAsia"/>
-                <w:sz w:val="20"/>
-              </w:rPr>
-            </w:pPr>
+                <w:rFonts w:ascii="游ゴシック" w:eastAsia="游ゴシック" w:hAnsi="游ゴシック"/>
+                <w:sz w:val="20"/>
+              </w:rPr>
+            </w:pPr>
+            <w:r>
+              <w:rPr>
+                <w:rFonts w:ascii="游ゴシック" w:eastAsia="游ゴシック" w:hAnsi="游ゴシック" w:hint="eastAsia"/>
+                <w:sz w:val="20"/>
+              </w:rPr>
+              <w:t>4</w:t>
+            </w:r>
           </w:p>
         </w:tc>
         <w:tc>
@@ -876,7 +806,7 @@
             <w:pPr>
               <w:snapToGrid w:val="0"/>
               <w:rPr>
-                <w:rFonts w:ascii="游ゴシック" w:eastAsia="游ゴシック" w:hAnsi="游ゴシック" w:hint="eastAsia"/>
+                <w:rFonts w:ascii="游ゴシック" w:eastAsia="游ゴシック" w:hAnsi="游ゴシック"/>
                 <w:sz w:val="20"/>
               </w:rPr>
             </w:pPr>
@@ -913,21 +843,7 @@
                 <w:rFonts w:ascii="游ゴシック" w:eastAsia="游ゴシック" w:hAnsi="游ゴシック" w:hint="eastAsia"/>
                 <w:sz w:val="20"/>
               </w:rPr>
-              <w:t>に当てはま</w:t>
-            </w:r>
-            <w:r>
-              <w:rPr>
-                <w:rFonts w:ascii="游ゴシック" w:eastAsia="游ゴシック" w:hAnsi="游ゴシック" w:hint="eastAsia"/>
-                <w:sz w:val="20"/>
-              </w:rPr>
-              <w:t>らない</w:t>
-            </w:r>
-            <w:r>
-              <w:rPr>
-                <w:rFonts w:ascii="游ゴシック" w:eastAsia="游ゴシック" w:hAnsi="游ゴシック" w:hint="eastAsia"/>
-                <w:sz w:val="20"/>
-              </w:rPr>
-              <w:t>料金情報を登録する。</w:t>
+              <w:t>に当てはまらない料金情報を登録する。</w:t>
             </w:r>
           </w:p>
         </w:tc>
@@ -949,14 +865,7 @@
                 <w:rFonts w:ascii="游ゴシック" w:eastAsia="游ゴシック" w:hAnsi="游ゴシック" w:hint="eastAsia"/>
                 <w:sz w:val="20"/>
               </w:rPr>
-              <w:t>料金</w:t>
-            </w:r>
-            <w:r>
-              <w:rPr>
-                <w:rFonts w:ascii="游ゴシック" w:eastAsia="游ゴシック" w:hAnsi="游ゴシック" w:hint="eastAsia"/>
-                <w:sz w:val="20"/>
-              </w:rPr>
-              <w:t>検索画面で、登録されていることを確認。</w:t>
+              <w:t>料金検索画面で、登録されていることを確認。</w:t>
             </w:r>
           </w:p>
         </w:tc>
@@ -1028,10 +937,10 @@
             </w:pPr>
             <w:r>
               <w:rPr>
-                <w:rFonts w:ascii="游ゴシック" w:eastAsia="游ゴシック" w:hAnsi="游ゴシック" w:hint="eastAsia"/>
-                <w:sz w:val="20"/>
-              </w:rPr>
-              <w:t>3</w:t>
+                <w:rFonts w:ascii="游ゴシック" w:eastAsia="游ゴシック" w:hAnsi="游ゴシック"/>
+                <w:sz w:val="20"/>
+              </w:rPr>
+              <w:t>5-1</w:t>
             </w:r>
           </w:p>
         </w:tc>
@@ -1081,23 +990,16 @@
             <w:pPr>
               <w:snapToGrid w:val="0"/>
               <w:rPr>
-                <w:rFonts w:ascii="游ゴシック" w:eastAsia="游ゴシック" w:hAnsi="游ゴシック" w:hint="eastAsia"/>
-                <w:sz w:val="20"/>
-              </w:rPr>
-            </w:pPr>
-            <w:r>
-              <w:rPr>
-                <w:rFonts w:ascii="游ゴシック" w:eastAsia="游ゴシック" w:hAnsi="游ゴシック" w:hint="eastAsia"/>
-                <w:sz w:val="20"/>
-              </w:rPr>
-              <w:t>ログを確認し、予めデータが入っている各テーブル</w:t>
-            </w:r>
-            <w:r>
-              <w:rPr>
-                <w:rFonts w:ascii="游ゴシック" w:eastAsia="游ゴシック" w:hAnsi="游ゴシック" w:hint="eastAsia"/>
-                <w:sz w:val="20"/>
-              </w:rPr>
-              <w:t>（</w:t>
+                <w:rFonts w:ascii="游ゴシック" w:eastAsia="游ゴシック" w:hAnsi="游ゴシック"/>
+                <w:sz w:val="20"/>
+              </w:rPr>
+            </w:pPr>
+            <w:r>
+              <w:rPr>
+                <w:rFonts w:ascii="游ゴシック" w:eastAsia="游ゴシック" w:hAnsi="游ゴシック" w:hint="eastAsia"/>
+                <w:sz w:val="20"/>
+              </w:rPr>
+              <w:t>ログを確認し、予めデータが入っている各テーブル（</w:t>
             </w:r>
             <w:r>
               <w:rPr>
@@ -1111,14 +1013,7 @@
                 <w:rFonts w:ascii="游ゴシック" w:eastAsia="游ゴシック" w:hAnsi="游ゴシック" w:hint="eastAsia"/>
                 <w:sz w:val="20"/>
               </w:rPr>
-              <w:t>テーブル、請求データテーブル、請求明細データテーブル）</w:t>
-            </w:r>
-            <w:r>
-              <w:rPr>
-                <w:rFonts w:ascii="游ゴシック" w:eastAsia="游ゴシック" w:hAnsi="游ゴシック" w:hint="eastAsia"/>
-                <w:sz w:val="20"/>
-              </w:rPr>
-              <w:t>のデータが削除されている旨、出力されていること。</w:t>
+              <w:t>テーブル、請求データテーブル、請求明細データテーブル）のデータが削除されている旨、出力されていること。</w:t>
             </w:r>
           </w:p>
         </w:tc>
@@ -1184,10 +1079,24 @@
               <w:snapToGrid w:val="0"/>
               <w:jc w:val="center"/>
               <w:rPr>
-                <w:rFonts w:ascii="游ゴシック" w:eastAsia="游ゴシック" w:hAnsi="游ゴシック" w:hint="eastAsia"/>
-                <w:sz w:val="20"/>
-              </w:rPr>
-            </w:pPr>
+                <w:rFonts w:ascii="游ゴシック" w:eastAsia="游ゴシック" w:hAnsi="游ゴシック"/>
+                <w:sz w:val="20"/>
+              </w:rPr>
+            </w:pPr>
+            <w:r>
+              <w:rPr>
+                <w:rFonts w:ascii="游ゴシック" w:eastAsia="游ゴシック" w:hAnsi="游ゴシック" w:hint="eastAsia"/>
+                <w:sz w:val="20"/>
+              </w:rPr>
+              <w:t>5</w:t>
+            </w:r>
+            <w:r>
+              <w:rPr>
+                <w:rFonts w:ascii="游ゴシック" w:eastAsia="游ゴシック" w:hAnsi="游ゴシック"/>
+                <w:sz w:val="20"/>
+              </w:rPr>
+              <w:t>-2</w:t>
+            </w:r>
           </w:p>
         </w:tc>
         <w:tc>
@@ -1200,7 +1109,7 @@
             <w:pPr>
               <w:snapToGrid w:val="0"/>
               <w:rPr>
-                <w:rFonts w:ascii="游ゴシック" w:eastAsia="游ゴシック" w:hAnsi="游ゴシック" w:hint="eastAsia"/>
+                <w:rFonts w:ascii="游ゴシック" w:eastAsia="游ゴシック" w:hAnsi="游ゴシック"/>
                 <w:sz w:val="20"/>
               </w:rPr>
             </w:pPr>
@@ -1215,23 +1124,16 @@
             <w:pPr>
               <w:snapToGrid w:val="0"/>
               <w:rPr>
-                <w:rFonts w:ascii="游ゴシック" w:eastAsia="游ゴシック" w:hAnsi="游ゴシック" w:hint="eastAsia"/>
-                <w:sz w:val="20"/>
-              </w:rPr>
-            </w:pPr>
-            <w:r>
-              <w:rPr>
-                <w:rFonts w:ascii="游ゴシック" w:eastAsia="游ゴシック" w:hAnsi="游ゴシック" w:hint="eastAsia"/>
-                <w:sz w:val="20"/>
-              </w:rPr>
-              <w:t>請求ステータス情報が</w:t>
-            </w:r>
-            <w:r>
-              <w:rPr>
-                <w:rFonts w:ascii="游ゴシック" w:eastAsia="游ゴシック" w:hAnsi="游ゴシック" w:hint="eastAsia"/>
-                <w:sz w:val="20"/>
-              </w:rPr>
-              <w:t>1件追加されている旨、出力されていること。</w:t>
+                <w:rFonts w:ascii="游ゴシック" w:eastAsia="游ゴシック" w:hAnsi="游ゴシック"/>
+                <w:sz w:val="20"/>
+              </w:rPr>
+            </w:pPr>
+            <w:r>
+              <w:rPr>
+                <w:rFonts w:ascii="游ゴシック" w:eastAsia="游ゴシック" w:hAnsi="游ゴシック" w:hint="eastAsia"/>
+                <w:sz w:val="20"/>
+              </w:rPr>
+              <w:t>請求ステータス情報が1件追加されている旨、出力されていること。</w:t>
             </w:r>
           </w:p>
         </w:tc>
@@ -1306,7 +1208,14 @@
                 <w:rFonts w:ascii="游ゴシック" w:eastAsia="游ゴシック" w:hAnsi="游ゴシック" w:hint="eastAsia"/>
                 <w:sz w:val="20"/>
               </w:rPr>
-              <w:t>4</w:t>
+              <w:t>5</w:t>
+            </w:r>
+            <w:r>
+              <w:rPr>
+                <w:rFonts w:ascii="游ゴシック" w:eastAsia="游ゴシック" w:hAnsi="游ゴシック"/>
+                <w:sz w:val="20"/>
+              </w:rPr>
+              <w:t>-3</w:t>
             </w:r>
           </w:p>
         </w:tc>
@@ -1335,23 +1244,16 @@
             <w:pPr>
               <w:snapToGrid w:val="0"/>
               <w:rPr>
-                <w:rFonts w:ascii="游ゴシック" w:eastAsia="游ゴシック" w:hAnsi="游ゴシック" w:hint="eastAsia"/>
-                <w:sz w:val="20"/>
-              </w:rPr>
-            </w:pPr>
-            <w:r>
-              <w:rPr>
-                <w:rFonts w:ascii="游ゴシック" w:eastAsia="游ゴシック" w:hAnsi="游ゴシック" w:hint="eastAsia"/>
-                <w:sz w:val="20"/>
-              </w:rPr>
-              <w:t>有効な加入者情報が1件である</w:t>
-            </w:r>
-            <w:r>
-              <w:rPr>
-                <w:rFonts w:ascii="游ゴシック" w:eastAsia="游ゴシック" w:hAnsi="游ゴシック" w:hint="eastAsia"/>
-                <w:sz w:val="20"/>
-              </w:rPr>
-              <w:t>旨、出力されていること。</w:t>
+                <w:rFonts w:ascii="游ゴシック" w:eastAsia="游ゴシック" w:hAnsi="游ゴシック"/>
+                <w:sz w:val="20"/>
+              </w:rPr>
+            </w:pPr>
+            <w:r>
+              <w:rPr>
+                <w:rFonts w:ascii="游ゴシック" w:eastAsia="游ゴシック" w:hAnsi="游ゴシック" w:hint="eastAsia"/>
+                <w:sz w:val="20"/>
+              </w:rPr>
+              <w:t>有効な加入者情報が1件である旨、出力されていること。</w:t>
             </w:r>
           </w:p>
         </w:tc>
@@ -1428,6 +1330,13 @@
               </w:rPr>
               <w:t>5</w:t>
             </w:r>
+            <w:r>
+              <w:rPr>
+                <w:rFonts w:ascii="游ゴシック" w:eastAsia="游ゴシック" w:hAnsi="游ゴシック"/>
+                <w:sz w:val="20"/>
+              </w:rPr>
+              <w:t>-4</w:t>
+            </w:r>
           </w:p>
         </w:tc>
         <w:tc>
@@ -1455,23 +1364,16 @@
             <w:pPr>
               <w:snapToGrid w:val="0"/>
               <w:rPr>
-                <w:rFonts w:ascii="游ゴシック" w:eastAsia="游ゴシック" w:hAnsi="游ゴシック" w:hint="eastAsia"/>
-                <w:sz w:val="20"/>
-              </w:rPr>
-            </w:pPr>
-            <w:r>
-              <w:rPr>
-                <w:rFonts w:ascii="游ゴシック" w:eastAsia="游ゴシック" w:hAnsi="游ゴシック" w:hint="eastAsia"/>
-                <w:sz w:val="20"/>
-              </w:rPr>
-              <w:t>有効な料金情報が</w:t>
-            </w:r>
-            <w:r>
-              <w:rPr>
-                <w:rFonts w:ascii="游ゴシック" w:eastAsia="游ゴシック" w:hAnsi="游ゴシック" w:hint="eastAsia"/>
-                <w:sz w:val="20"/>
-              </w:rPr>
-              <w:t>1件である旨、出力されていること。</w:t>
+                <w:rFonts w:ascii="游ゴシック" w:eastAsia="游ゴシック" w:hAnsi="游ゴシック"/>
+                <w:sz w:val="20"/>
+              </w:rPr>
+            </w:pPr>
+            <w:r>
+              <w:rPr>
+                <w:rFonts w:ascii="游ゴシック" w:eastAsia="游ゴシック" w:hAnsi="游ゴシック" w:hint="eastAsia"/>
+                <w:sz w:val="20"/>
+              </w:rPr>
+              <w:t>有効な料金情報が1件である旨、出力されていること。</w:t>
             </w:r>
           </w:p>
         </w:tc>
@@ -1546,7 +1448,14 @@
                 <w:rFonts w:ascii="游ゴシック" w:eastAsia="游ゴシック" w:hAnsi="游ゴシック" w:hint="eastAsia"/>
                 <w:sz w:val="20"/>
               </w:rPr>
-              <w:t>6</w:t>
+              <w:t>5</w:t>
+            </w:r>
+            <w:r>
+              <w:rPr>
+                <w:rFonts w:ascii="游ゴシック" w:eastAsia="游ゴシック" w:hAnsi="游ゴシック"/>
+                <w:sz w:val="20"/>
+              </w:rPr>
+              <w:t>-5</w:t>
             </w:r>
           </w:p>
         </w:tc>
@@ -1575,23 +1484,16 @@
             <w:pPr>
               <w:snapToGrid w:val="0"/>
               <w:rPr>
-                <w:rFonts w:ascii="游ゴシック" w:eastAsia="游ゴシック" w:hAnsi="游ゴシック" w:hint="eastAsia"/>
-                <w:sz w:val="20"/>
-              </w:rPr>
-            </w:pPr>
-            <w:r>
-              <w:rPr>
-                <w:rFonts w:ascii="游ゴシック" w:eastAsia="游ゴシック" w:hAnsi="游ゴシック" w:hint="eastAsia"/>
-                <w:sz w:val="20"/>
-              </w:rPr>
-              <w:t>請求データ情報が</w:t>
-            </w:r>
-            <w:r>
-              <w:rPr>
-                <w:rFonts w:ascii="游ゴシック" w:eastAsia="游ゴシック" w:hAnsi="游ゴシック" w:hint="eastAsia"/>
-                <w:sz w:val="20"/>
-              </w:rPr>
-              <w:t>1件追加されている旨、出力されていること。</w:t>
+                <w:rFonts w:ascii="游ゴシック" w:eastAsia="游ゴシック" w:hAnsi="游ゴシック"/>
+                <w:sz w:val="20"/>
+              </w:rPr>
+            </w:pPr>
+            <w:r>
+              <w:rPr>
+                <w:rFonts w:ascii="游ゴシック" w:eastAsia="游ゴシック" w:hAnsi="游ゴシック" w:hint="eastAsia"/>
+                <w:sz w:val="20"/>
+              </w:rPr>
+              <w:t>請求データ情報が1件追加されている旨、出力されていること。</w:t>
             </w:r>
           </w:p>
         </w:tc>
@@ -1666,7 +1568,14 @@
                 <w:rFonts w:ascii="游ゴシック" w:eastAsia="游ゴシック" w:hAnsi="游ゴシック" w:hint="eastAsia"/>
                 <w:sz w:val="20"/>
               </w:rPr>
-              <w:t>7</w:t>
+              <w:t>5</w:t>
+            </w:r>
+            <w:r>
+              <w:rPr>
+                <w:rFonts w:ascii="游ゴシック" w:eastAsia="游ゴシック" w:hAnsi="游ゴシック"/>
+                <w:sz w:val="20"/>
+              </w:rPr>
+              <w:t>-6</w:t>
             </w:r>
           </w:p>
         </w:tc>
@@ -1704,14 +1613,7 @@
                 <w:rFonts w:ascii="游ゴシック" w:eastAsia="游ゴシック" w:hAnsi="游ゴシック" w:hint="eastAsia"/>
                 <w:sz w:val="20"/>
               </w:rPr>
-              <w:t>請求明細データが</w:t>
-            </w:r>
-            <w:r>
-              <w:rPr>
-                <w:rFonts w:ascii="游ゴシック" w:eastAsia="游ゴシック" w:hAnsi="游ゴシック" w:hint="eastAsia"/>
-                <w:sz w:val="20"/>
-              </w:rPr>
-              <w:t>1件追加されている旨、出力されていること。</w:t>
+              <w:t>請求明細データが1件追加されている旨、出力されていること。</w:t>
             </w:r>
           </w:p>
         </w:tc>
@@ -1783,11 +1685,11 @@
             </w:pPr>
             <w:r>
               <w:rPr>
-                <w:rFonts w:ascii="游ゴシック" w:eastAsia="游ゴシック" w:hAnsi="游ゴシック" w:hint="eastAsia"/>
+                <w:rFonts w:ascii="游ゴシック" w:eastAsia="游ゴシック" w:hAnsi="游ゴシック"/>
                 <w:sz w:val="20"/>
               </w:rPr>
               <w:lastRenderedPageBreak/>
-              <w:t>8</w:t>
+              <w:t>6</w:t>
             </w:r>
           </w:p>
         </w:tc>
@@ -1809,14 +1711,7 @@
                 <w:rFonts w:ascii="游ゴシック" w:eastAsia="游ゴシック" w:hAnsi="游ゴシック" w:hint="eastAsia"/>
                 <w:sz w:val="20"/>
               </w:rPr>
-              <w:t>データベースを確認する。</w:t>
-            </w:r>
-            <w:r>
-              <w:rPr>
-                <w:rFonts w:ascii="游ゴシック" w:eastAsia="游ゴシック" w:hAnsi="游ゴシック" w:hint="eastAsia"/>
-                <w:sz w:val="20"/>
-              </w:rPr>
-              <w:t>（</w:t>
+              <w:t>データベースを確認する。（</w:t>
             </w:r>
             <w:r>
               <w:rPr>
@@ -1843,7 +1738,7 @@
             <w:pPr>
               <w:snapToGrid w:val="0"/>
               <w:rPr>
-                <w:rFonts w:ascii="游ゴシック" w:eastAsia="游ゴシック" w:hAnsi="游ゴシック" w:hint="eastAsia"/>
+                <w:rFonts w:ascii="游ゴシック" w:eastAsia="游ゴシック" w:hAnsi="游ゴシック"/>
                 <w:sz w:val="20"/>
               </w:rPr>
             </w:pPr>
@@ -1924,10 +1819,10 @@
             </w:pPr>
             <w:r>
               <w:rPr>
-                <w:rFonts w:ascii="游ゴシック" w:eastAsia="游ゴシック" w:hAnsi="游ゴシック" w:hint="eastAsia"/>
-                <w:sz w:val="20"/>
-              </w:rPr>
-              <w:t>9</w:t>
+                <w:rFonts w:ascii="游ゴシック" w:eastAsia="游ゴシック" w:hAnsi="游ゴシック"/>
+                <w:sz w:val="20"/>
+              </w:rPr>
+              <w:t>7</w:t>
             </w:r>
           </w:p>
         </w:tc>
@@ -1949,14 +1844,7 @@
                 <w:rFonts w:ascii="游ゴシック" w:eastAsia="游ゴシック" w:hAnsi="游ゴシック" w:hint="eastAsia"/>
                 <w:sz w:val="20"/>
               </w:rPr>
-              <w:t>データベースを確認する。</w:t>
-            </w:r>
-            <w:r>
-              <w:rPr>
-                <w:rFonts w:ascii="游ゴシック" w:eastAsia="游ゴシック" w:hAnsi="游ゴシック" w:hint="eastAsia"/>
-                <w:sz w:val="20"/>
-              </w:rPr>
-              <w:t>（</w:t>
+              <w:t>データベースを確認する。（</w:t>
             </w:r>
             <w:r>
               <w:rPr>
@@ -1970,14 +1858,7 @@
                 <w:rFonts w:ascii="游ゴシック" w:eastAsia="游ゴシック" w:hAnsi="游ゴシック" w:hint="eastAsia"/>
                 <w:sz w:val="20"/>
               </w:rPr>
-              <w:t>テーブル</w:t>
-            </w:r>
-            <w:r>
-              <w:rPr>
-                <w:rFonts w:ascii="游ゴシック" w:eastAsia="游ゴシック" w:hAnsi="游ゴシック" w:hint="eastAsia"/>
-                <w:sz w:val="20"/>
-              </w:rPr>
-              <w:t>）</w:t>
+              <w:t>テーブル）</w:t>
             </w:r>
           </w:p>
         </w:tc>
@@ -2065,23 +1946,16 @@
               <w:snapToGrid w:val="0"/>
               <w:jc w:val="center"/>
               <w:rPr>
-                <w:rFonts w:ascii="游ゴシック" w:eastAsia="游ゴシック" w:hAnsi="游ゴシック"/>
-                <w:sz w:val="20"/>
-              </w:rPr>
-            </w:pPr>
-            <w:r>
-              <w:rPr>
-                <w:rFonts w:ascii="游ゴシック" w:eastAsia="游ゴシック" w:hAnsi="游ゴシック" w:hint="eastAsia"/>
-                <w:sz w:val="20"/>
-              </w:rPr>
-              <w:t>1</w:t>
-            </w:r>
-            <w:r>
-              <w:rPr>
-                <w:rFonts w:ascii="游ゴシック" w:eastAsia="游ゴシック" w:hAnsi="游ゴシック"/>
-                <w:sz w:val="20"/>
-              </w:rPr>
-              <w:t>0</w:t>
+                <w:rFonts w:ascii="游ゴシック" w:eastAsia="游ゴシック" w:hAnsi="游ゴシック" w:hint="eastAsia"/>
+                <w:sz w:val="20"/>
+              </w:rPr>
+            </w:pPr>
+            <w:r>
+              <w:rPr>
+                <w:rFonts w:ascii="游ゴシック" w:eastAsia="游ゴシック" w:hAnsi="游ゴシック"/>
+                <w:sz w:val="20"/>
+              </w:rPr>
+              <w:t>8</w:t>
             </w:r>
           </w:p>
         </w:tc>
@@ -2103,21 +1977,7 @@
                 <w:rFonts w:ascii="游ゴシック" w:eastAsia="游ゴシック" w:hAnsi="游ゴシック" w:hint="eastAsia"/>
                 <w:sz w:val="20"/>
               </w:rPr>
-              <w:t>データベースを確認する。（</w:t>
-            </w:r>
-            <w:r>
-              <w:rPr>
-                <w:rFonts w:ascii="游ゴシック" w:eastAsia="游ゴシック" w:hAnsi="游ゴシック" w:hint="eastAsia"/>
-                <w:sz w:val="20"/>
-              </w:rPr>
-              <w:t>請求明細データテーブル</w:t>
-            </w:r>
-            <w:r>
-              <w:rPr>
-                <w:rFonts w:ascii="游ゴシック" w:eastAsia="游ゴシック" w:hAnsi="游ゴシック" w:hint="eastAsia"/>
-                <w:sz w:val="20"/>
-              </w:rPr>
-              <w:t>）</w:t>
+              <w:t>データベースを確認する。（請求明細データテーブル）</w:t>
             </w:r>
           </w:p>
         </w:tc>
@@ -2141,341 +2001,6 @@
               </w:rPr>
               <w:t>レコードが1件追加されていること。</w:t>
             </w:r>
-          </w:p>
-        </w:tc>
-        <w:tc>
-          <w:tcPr>
-            <w:tcW w:w="1050" w:type="dxa"/>
-            <w:vAlign w:val="center"/>
-          </w:tcPr>
-          <w:p>
-            <w:pPr>
-              <w:snapToGrid w:val="0"/>
-              <w:jc w:val="center"/>
-              <w:rPr>
-                <w:rFonts w:ascii="游ゴシック" w:eastAsia="游ゴシック" w:hAnsi="游ゴシック"/>
-                <w:sz w:val="20"/>
-              </w:rPr>
-            </w:pPr>
-          </w:p>
-        </w:tc>
-        <w:tc>
-          <w:tcPr>
-            <w:tcW w:w="945" w:type="dxa"/>
-            <w:vAlign w:val="center"/>
-          </w:tcPr>
-          <w:p>
-            <w:pPr>
-              <w:snapToGrid w:val="0"/>
-              <w:jc w:val="center"/>
-              <w:rPr>
-                <w:rFonts w:ascii="游ゴシック" w:eastAsia="游ゴシック" w:hAnsi="游ゴシック"/>
-                <w:sz w:val="20"/>
-              </w:rPr>
-            </w:pPr>
-          </w:p>
-        </w:tc>
-        <w:tc>
-          <w:tcPr>
-            <w:tcW w:w="2310" w:type="dxa"/>
-            <w:vAlign w:val="center"/>
-          </w:tcPr>
-          <w:p>
-            <w:pPr>
-              <w:snapToGrid w:val="0"/>
-              <w:rPr>
-                <w:rFonts w:ascii="游ゴシック" w:eastAsia="游ゴシック" w:hAnsi="游ゴシック"/>
-                <w:sz w:val="20"/>
-              </w:rPr>
-            </w:pPr>
-          </w:p>
-        </w:tc>
-      </w:tr>
-      <w:tr>
-        <w:trPr>
-          <w:trHeight w:val="567"/>
-        </w:trPr>
-        <w:tc>
-          <w:tcPr>
-            <w:tcW w:w="1050" w:type="dxa"/>
-            <w:vAlign w:val="center"/>
-          </w:tcPr>
-          <w:p>
-            <w:pPr>
-              <w:snapToGrid w:val="0"/>
-              <w:jc w:val="center"/>
-              <w:rPr>
-                <w:rFonts w:ascii="游ゴシック" w:eastAsia="游ゴシック" w:hAnsi="游ゴシック"/>
-                <w:sz w:val="20"/>
-              </w:rPr>
-            </w:pPr>
-            <w:r>
-              <w:rPr>
-                <w:rFonts w:ascii="游ゴシック" w:eastAsia="游ゴシック" w:hAnsi="游ゴシック" w:hint="eastAsia"/>
-                <w:sz w:val="20"/>
-              </w:rPr>
-              <w:t>1</w:t>
-            </w:r>
-            <w:r>
-              <w:rPr>
-                <w:rFonts w:ascii="游ゴシック" w:eastAsia="游ゴシック" w:hAnsi="游ゴシック"/>
-                <w:sz w:val="20"/>
-              </w:rPr>
-              <w:t>1</w:t>
-            </w:r>
-          </w:p>
-        </w:tc>
-        <w:tc>
-          <w:tcPr>
-            <w:tcW w:w="5355" w:type="dxa"/>
-            <w:vAlign w:val="center"/>
-          </w:tcPr>
-          <w:p>
-            <w:pPr>
-              <w:snapToGrid w:val="0"/>
-              <w:rPr>
-                <w:rFonts w:ascii="游ゴシック" w:eastAsia="游ゴシック" w:hAnsi="游ゴシック"/>
-                <w:sz w:val="20"/>
-              </w:rPr>
-            </w:pPr>
-          </w:p>
-        </w:tc>
-        <w:tc>
-          <w:tcPr>
-            <w:tcW w:w="4935" w:type="dxa"/>
-            <w:vAlign w:val="center"/>
-          </w:tcPr>
-          <w:p>
-            <w:pPr>
-              <w:snapToGrid w:val="0"/>
-              <w:rPr>
-                <w:rFonts w:ascii="游ゴシック" w:eastAsia="游ゴシック" w:hAnsi="游ゴシック"/>
-                <w:sz w:val="20"/>
-              </w:rPr>
-            </w:pPr>
-          </w:p>
-        </w:tc>
-        <w:tc>
-          <w:tcPr>
-            <w:tcW w:w="1050" w:type="dxa"/>
-            <w:vAlign w:val="center"/>
-          </w:tcPr>
-          <w:p>
-            <w:pPr>
-              <w:snapToGrid w:val="0"/>
-              <w:jc w:val="center"/>
-              <w:rPr>
-                <w:rFonts w:ascii="游ゴシック" w:eastAsia="游ゴシック" w:hAnsi="游ゴシック"/>
-                <w:sz w:val="20"/>
-              </w:rPr>
-            </w:pPr>
-          </w:p>
-        </w:tc>
-        <w:tc>
-          <w:tcPr>
-            <w:tcW w:w="945" w:type="dxa"/>
-            <w:vAlign w:val="center"/>
-          </w:tcPr>
-          <w:p>
-            <w:pPr>
-              <w:snapToGrid w:val="0"/>
-              <w:jc w:val="center"/>
-              <w:rPr>
-                <w:rFonts w:ascii="游ゴシック" w:eastAsia="游ゴシック" w:hAnsi="游ゴシック"/>
-                <w:sz w:val="20"/>
-              </w:rPr>
-            </w:pPr>
-          </w:p>
-        </w:tc>
-        <w:tc>
-          <w:tcPr>
-            <w:tcW w:w="2310" w:type="dxa"/>
-            <w:vAlign w:val="center"/>
-          </w:tcPr>
-          <w:p>
-            <w:pPr>
-              <w:snapToGrid w:val="0"/>
-              <w:rPr>
-                <w:rFonts w:ascii="游ゴシック" w:eastAsia="游ゴシック" w:hAnsi="游ゴシック"/>
-                <w:sz w:val="20"/>
-              </w:rPr>
-            </w:pPr>
-          </w:p>
-        </w:tc>
-      </w:tr>
-      <w:tr>
-        <w:trPr>
-          <w:trHeight w:val="567"/>
-        </w:trPr>
-        <w:tc>
-          <w:tcPr>
-            <w:tcW w:w="1050" w:type="dxa"/>
-            <w:vAlign w:val="center"/>
-          </w:tcPr>
-          <w:p>
-            <w:pPr>
-              <w:snapToGrid w:val="0"/>
-              <w:jc w:val="center"/>
-              <w:rPr>
-                <w:rFonts w:ascii="游ゴシック" w:eastAsia="游ゴシック" w:hAnsi="游ゴシック"/>
-                <w:sz w:val="20"/>
-              </w:rPr>
-            </w:pPr>
-            <w:r>
-              <w:rPr>
-                <w:rFonts w:ascii="游ゴシック" w:eastAsia="游ゴシック" w:hAnsi="游ゴシック" w:hint="eastAsia"/>
-                <w:sz w:val="20"/>
-              </w:rPr>
-              <w:t>1</w:t>
-            </w:r>
-            <w:r>
-              <w:rPr>
-                <w:rFonts w:ascii="游ゴシック" w:eastAsia="游ゴシック" w:hAnsi="游ゴシック"/>
-                <w:sz w:val="20"/>
-              </w:rPr>
-              <w:t>2</w:t>
-            </w:r>
-          </w:p>
-        </w:tc>
-        <w:tc>
-          <w:tcPr>
-            <w:tcW w:w="5355" w:type="dxa"/>
-            <w:vAlign w:val="center"/>
-          </w:tcPr>
-          <w:p>
-            <w:pPr>
-              <w:rPr>
-                <w:rFonts w:ascii="游ゴシック" w:eastAsia="游ゴシック" w:hAnsi="游ゴシック"/>
-                <w:sz w:val="20"/>
-              </w:rPr>
-            </w:pPr>
-          </w:p>
-        </w:tc>
-        <w:tc>
-          <w:tcPr>
-            <w:tcW w:w="4935" w:type="dxa"/>
-            <w:vAlign w:val="center"/>
-          </w:tcPr>
-          <w:p>
-            <w:pPr>
-              <w:snapToGrid w:val="0"/>
-              <w:rPr>
-                <w:rFonts w:ascii="游ゴシック" w:eastAsia="游ゴシック" w:hAnsi="游ゴシック"/>
-                <w:sz w:val="20"/>
-              </w:rPr>
-            </w:pPr>
-          </w:p>
-        </w:tc>
-        <w:tc>
-          <w:tcPr>
-            <w:tcW w:w="1050" w:type="dxa"/>
-            <w:vAlign w:val="center"/>
-          </w:tcPr>
-          <w:p>
-            <w:pPr>
-              <w:snapToGrid w:val="0"/>
-              <w:jc w:val="center"/>
-              <w:rPr>
-                <w:rFonts w:ascii="游ゴシック" w:eastAsia="游ゴシック" w:hAnsi="游ゴシック"/>
-                <w:sz w:val="20"/>
-              </w:rPr>
-            </w:pPr>
-          </w:p>
-        </w:tc>
-        <w:tc>
-          <w:tcPr>
-            <w:tcW w:w="945" w:type="dxa"/>
-            <w:vAlign w:val="center"/>
-          </w:tcPr>
-          <w:p>
-            <w:pPr>
-              <w:snapToGrid w:val="0"/>
-              <w:jc w:val="center"/>
-              <w:rPr>
-                <w:rFonts w:ascii="游ゴシック" w:eastAsia="游ゴシック" w:hAnsi="游ゴシック"/>
-                <w:sz w:val="20"/>
-              </w:rPr>
-            </w:pPr>
-          </w:p>
-        </w:tc>
-        <w:tc>
-          <w:tcPr>
-            <w:tcW w:w="2310" w:type="dxa"/>
-            <w:vAlign w:val="center"/>
-          </w:tcPr>
-          <w:p>
-            <w:pPr>
-              <w:snapToGrid w:val="0"/>
-              <w:rPr>
-                <w:rFonts w:ascii="游ゴシック" w:eastAsia="游ゴシック" w:hAnsi="游ゴシック"/>
-                <w:sz w:val="20"/>
-              </w:rPr>
-            </w:pPr>
-          </w:p>
-        </w:tc>
-      </w:tr>
-      <w:tr>
-        <w:trPr>
-          <w:trHeight w:val="567"/>
-        </w:trPr>
-        <w:tc>
-          <w:tcPr>
-            <w:tcW w:w="1050" w:type="dxa"/>
-            <w:vAlign w:val="center"/>
-          </w:tcPr>
-          <w:p>
-            <w:pPr>
-              <w:snapToGrid w:val="0"/>
-              <w:jc w:val="center"/>
-              <w:rPr>
-                <w:rFonts w:ascii="游ゴシック" w:eastAsia="游ゴシック" w:hAnsi="游ゴシック"/>
-                <w:sz w:val="20"/>
-              </w:rPr>
-            </w:pPr>
-            <w:r>
-              <w:rPr>
-                <w:rFonts w:ascii="游ゴシック" w:eastAsia="游ゴシック" w:hAnsi="游ゴシック" w:hint="eastAsia"/>
-                <w:sz w:val="20"/>
-              </w:rPr>
-              <w:t>1</w:t>
-            </w:r>
-            <w:r>
-              <w:rPr>
-                <w:rFonts w:ascii="游ゴシック" w:eastAsia="游ゴシック" w:hAnsi="游ゴシック"/>
-                <w:sz w:val="20"/>
-              </w:rPr>
-              <w:t>3</w:t>
-            </w:r>
-          </w:p>
-        </w:tc>
-        <w:tc>
-          <w:tcPr>
-            <w:tcW w:w="5355" w:type="dxa"/>
-            <w:vAlign w:val="center"/>
-          </w:tcPr>
-          <w:p>
-            <w:pPr>
-              <w:snapToGrid w:val="0"/>
-              <w:rPr>
-                <w:rFonts w:ascii="游ゴシック" w:eastAsia="游ゴシック" w:hAnsi="游ゴシック"/>
-                <w:sz w:val="20"/>
-              </w:rPr>
-            </w:pPr>
-          </w:p>
-        </w:tc>
-        <w:tc>
-          <w:tcPr>
-            <w:tcW w:w="4935" w:type="dxa"/>
-            <w:vAlign w:val="center"/>
-          </w:tcPr>
-          <w:p>
-            <w:pPr>
-              <w:snapToGrid w:val="0"/>
-              <w:rPr>
-                <w:rFonts w:ascii="游ゴシック" w:eastAsia="游ゴシック" w:hAnsi="游ゴシック"/>
-                <w:sz w:val="20"/>
-              </w:rPr>
-            </w:pPr>
           </w:p>
         </w:tc>
         <w:tc>
@@ -2534,6 +2059,8 @@
         <w:spacing w:line="20" w:lineRule="atLeast"/>
         <w:jc w:val="left"/>
       </w:pPr>
+      <w:bookmarkStart w:id="0" w:name="_GoBack"/>
+      <w:bookmarkEnd w:id="0"/>
     </w:p>
     <w:sectPr>
       <w:headerReference w:type="even" r:id="rId10"/>
@@ -2962,7 +2489,7 @@
           <w:pPr>
             <w:ind w:leftChars="42" w:left="88"/>
             <w:rPr>
-              <w:rFonts w:ascii="游ゴシック" w:eastAsia="游ゴシック" w:hAnsi="游ゴシック" w:cs="Arial Unicode MS" w:hint="eastAsia"/>
+              <w:rFonts w:ascii="游ゴシック" w:eastAsia="游ゴシック" w:hAnsi="游ゴシック" w:cs="Arial Unicode MS"/>
               <w:sz w:val="20"/>
             </w:rPr>
           </w:pPr>
@@ -3089,16 +2616,7 @@
               <w:rFonts w:ascii="游ゴシック" w:eastAsia="游ゴシック" w:hAnsi="游ゴシック" w:cs="Arial Unicode MS" w:hint="eastAsia"/>
               <w:sz w:val="20"/>
             </w:rPr>
-            <w:t>C</w:t>
-          </w:r>
-          <w:bookmarkStart w:id="0" w:name="_GoBack"/>
-          <w:bookmarkEnd w:id="0"/>
-          <w:r>
-            <w:rPr>
-              <w:rFonts w:ascii="游ゴシック" w:eastAsia="游ゴシック" w:hAnsi="游ゴシック" w:cs="Arial Unicode MS" w:hint="eastAsia"/>
-              <w:sz w:val="20"/>
-            </w:rPr>
-            <w:t>ommitID</w:t>
+            <w:t>CommitID</w:t>
           </w:r>
           <w:proofErr w:type="spellEnd"/>
         </w:p>
@@ -4267,6 +3785,15 @@
 </file>
 
 <file path=customXml/item1.xml><?xml version="1.0" encoding="utf-8"?>
+<?mso-contentType ?>
+<FormTemplates xmlns="http://schemas.microsoft.com/sharepoint/v3/contenttype/forms">
+  <Display>DocumentLibraryForm</Display>
+  <Edit>DocumentLibraryForm</Edit>
+  <New>DocumentLibraryForm</New>
+</FormTemplates>
+</file>
+
+<file path=customXml/item2.xml><?xml version="1.0" encoding="utf-8"?>
 <ct:contentTypeSchema xmlns:ct="http://schemas.microsoft.com/office/2006/metadata/contentType" xmlns:ma="http://schemas.microsoft.com/office/2006/metadata/properties/metaAttributes" ct:_="" ma:_="" ma:contentTypeName="ドキュメント" ma:contentTypeID="0x010100C424317A42AA8449A97AAE94730ED181" ma:contentTypeVersion="6" ma:contentTypeDescription="新しいドキュメントを作成します。" ma:contentTypeScope="" ma:versionID="9df5c7ff725c9e365f8a8503f6029c6b">
   <xsd:schema xmlns:xsd="http://www.w3.org/2001/XMLSchema" xmlns:xs="http://www.w3.org/2001/XMLSchema" xmlns:p="http://schemas.microsoft.com/office/2006/metadata/properties" xmlns:ns2="dab87824-9c6b-4a08-9c96-9c9ea904f12c" targetNamespace="http://schemas.microsoft.com/office/2006/metadata/properties" ma:root="true" ma:fieldsID="98e3d8fd3bbedc5b58bd9df00d6be37e" ns2:_="">
     <xsd:import namespace="dab87824-9c6b-4a08-9c96-9c9ea904f12c"/>
@@ -4424,15 +3951,6 @@
 </ct:contentTypeSchema>
 </file>
 
-<file path=customXml/item2.xml><?xml version="1.0" encoding="utf-8"?>
-<?mso-contentType ?>
-<FormTemplates xmlns="http://schemas.microsoft.com/sharepoint/v3/contenttype/forms">
-  <Display>DocumentLibraryForm</Display>
-  <Edit>DocumentLibraryForm</Edit>
-  <New>DocumentLibraryForm</New>
-</FormTemplates>
-</file>
-
 <file path=customXml/item3.xml><?xml version="1.0" encoding="utf-8"?>
 <p:properties xmlns:p="http://schemas.microsoft.com/office/2006/metadata/properties" xmlns:xsi="http://www.w3.org/2001/XMLSchema-instance" xmlns:pc="http://schemas.microsoft.com/office/infopath/2007/PartnerControls">
   <documentManagement/>
@@ -4440,6 +3958,14 @@
 </file>
 
 <file path=customXml/itemProps1.xml><?xml version="1.0" encoding="utf-8"?>
+<ds:datastoreItem xmlns:ds="http://schemas.openxmlformats.org/officeDocument/2006/customXml" ds:itemID="{F4DA52B9-D4DF-4BEC-A5A3-5484E5EB747B}">
+  <ds:schemaRefs>
+    <ds:schemaRef ds:uri="http://schemas.microsoft.com/sharepoint/v3/contenttype/forms"/>
+  </ds:schemaRefs>
+</ds:datastoreItem>
+</file>
+
+<file path=customXml/itemProps2.xml><?xml version="1.0" encoding="utf-8"?>
 <ds:datastoreItem xmlns:ds="http://schemas.openxmlformats.org/officeDocument/2006/customXml" ds:itemID="{76261B67-5531-4ED1-B087-165B04D1226E}">
   <ds:schemaRefs>
     <ds:schemaRef ds:uri="http://schemas.microsoft.com/office/2006/metadata/contentType"/>
@@ -4457,14 +3983,6 @@
 </ds:datastoreItem>
 </file>
 
-<file path=customXml/itemProps2.xml><?xml version="1.0" encoding="utf-8"?>
-<ds:datastoreItem xmlns:ds="http://schemas.openxmlformats.org/officeDocument/2006/customXml" ds:itemID="{F4DA52B9-D4DF-4BEC-A5A3-5484E5EB747B}">
-  <ds:schemaRefs>
-    <ds:schemaRef ds:uri="http://schemas.microsoft.com/sharepoint/v3/contenttype/forms"/>
-  </ds:schemaRefs>
-</ds:datastoreItem>
-</file>
-
 <file path=customXml/itemProps3.xml><?xml version="1.0" encoding="utf-8"?>
 <ds:datastoreItem xmlns:ds="http://schemas.openxmlformats.org/officeDocument/2006/customXml" ds:itemID="{659CE7E0-3E2F-4787-B142-08E029C04E10}">
   <ds:schemaRefs>
